--- a/QuadERP Marketing Kit/07_print_flyer_copy.docx
+++ b/QuadERP Marketing Kit/07_print_flyer_copy.docx
@@ -25,7 +25,7 @@
         <w:pStyle w:val="FirstParagraph"/>
       </w:pPr>
       <w:r>
-        <w:t xml:space="preserve">These flyers are printed in bulk and used by field sales reps during market walks, shop visits, and business association events. They are left at shops, posted on notice boards in market areas, and sometimes inserted into product deliveries from partner suppliers. The design must be scannable in under 10 seconds — a busy shop owner will glance at it while serving a customer.</w:t>
+        <w:t xml:space="preserve">These flyers are printed in bulk and used by field sales reps during market walks, shop visits, and business association events. They are left at shops, posted on notice boards in market areas, and sometimes inserted into product deliveries from partner suppliers. The design must be scannable in under 10 seconds, a busy shop owner will glance at it while serving a customer.</w:t>
       </w:r>
     </w:p>
     <w:p>
@@ -296,7 +296,7 @@
         <w:rPr>
           <w:rStyle w:val="VerbatimChar"/>
         </w:rPr>
-        <w:t xml:space="preserve">│     money — and how much         │</w:t>
+        <w:t xml:space="preserve">│     money, and how much         │</w:t>
       </w:r>
       <w:r>
         <w:br/>
@@ -552,10 +552,7 @@
         <w:t xml:space="preserve">Automatic theft detection</w:t>
       </w:r>
       <w:r>
-        <w:t xml:space="preserve"> </w:t>
-      </w:r>
-      <w:r>
-        <w:t xml:space="preserve">— Get alerts when staff void sales suspiciously or process transactions after hours</w:t>
+        <w:t xml:space="preserve">. Get alerts when staff void sales suspiciously or process transactions after hours</w:t>
       </w:r>
     </w:p>
     <w:p>
@@ -576,10 +573,7 @@
         <w:t xml:space="preserve">Real-time stock tracking</w:t>
       </w:r>
       <w:r>
-        <w:t xml:space="preserve"> </w:t>
-      </w:r>
-      <w:r>
-        <w:t xml:space="preserve">— Know exactly what’s on your shelves right now, from your phone</w:t>
+        <w:t xml:space="preserve">. Know exactly what’s on your shelves right now, from your phone</w:t>
       </w:r>
     </w:p>
     <w:p>
@@ -600,10 +594,7 @@
         <w:t xml:space="preserve">Credit sale tracking</w:t>
       </w:r>
       <w:r>
-        <w:t xml:space="preserve"> </w:t>
-      </w:r>
-      <w:r>
-        <w:t xml:space="preserve">— See who owes you and how much. No more guessing.</w:t>
+        <w:t xml:space="preserve">. See who owes you and how much. No more guessing.</w:t>
       </w:r>
     </w:p>
     <w:p>
@@ -624,10 +615,7 @@
         <w:t xml:space="preserve">Works on any phone</w:t>
       </w:r>
       <w:r>
-        <w:t xml:space="preserve"> </w:t>
-      </w:r>
-      <w:r>
-        <w:t xml:space="preserve">— No special POS machine needed. If you have WhatsApp, you can use QuadERP.</w:t>
+        <w:t xml:space="preserve">: no special POS machine needed. If you have WhatsApp, you can use QuadERP.</w:t>
       </w:r>
     </w:p>
     <w:p>
@@ -645,7 +633,7 @@
         <w:t xml:space="preserve"> </w:t>
       </w:r>
       <w:r>
-        <w:t xml:space="preserve">🆓 TRY FREE FOR 30 DAYS — No credit card needed</w:t>
+        <w:t xml:space="preserve">🆓 TRY FREE FOR 30 DAYS. No credit card needed</w:t>
       </w:r>
     </w:p>
     <w:p>
@@ -732,7 +720,7 @@
         <w:t xml:space="preserve"> </w:t>
       </w:r>
       <w:r>
-        <w:t xml:space="preserve">Deep navy blue (#1a1a3e) or charcoal (#1e1e2e) — premium, trustworthy feel</w:t>
+        <w:t xml:space="preserve">Deep navy blue (#1a1a3e) or charcoal (#1e1e2e). Premium, trustworthy feel</w:t>
       </w:r>
     </w:p>
     <w:p>
@@ -754,7 +742,7 @@
         <w:t xml:space="preserve"> </w:t>
       </w:r>
       <w:r>
-        <w:t xml:space="preserve">White, bold, large (at least 24pt) — must be readable from arm’s length</w:t>
+        <w:t xml:space="preserve">White, bold, large (at least 24pt). Must be readable from arm’s length</w:t>
       </w:r>
     </w:p>
     <w:p>
@@ -776,7 +764,7 @@
         <w:t xml:space="preserve"> </w:t>
       </w:r>
       <w:r>
-        <w:t xml:space="preserve">Coral/orange (#ff6b35) for the free trial badge and checkmarks — draws the eye</w:t>
+        <w:t xml:space="preserve">Coral/orange (#ff6b35) for the free trial badge and checkmarks. Draws the eye</w:t>
       </w:r>
     </w:p>
     <w:p>
@@ -820,7 +808,7 @@
         <w:t xml:space="preserve"> </w:t>
       </w:r>
       <w:r>
-        <w:t xml:space="preserve">White background square with dark QR — ensure sufficient contrast for scanning</w:t>
+        <w:t xml:space="preserve">White background square with dark QR. Ensure sufficient contrast for scanning</w:t>
       </w:r>
     </w:p>
     <w:p>
@@ -1003,7 +991,7 @@
         <w:rPr>
           <w:rStyle w:val="VerbatimChar"/>
         </w:rPr>
-        <w:t xml:space="preserve">│   Customers — All in one place   │</w:t>
+        <w:t xml:space="preserve">│   Customers, all in one place   │</w:t>
       </w:r>
       <w:r>
         <w:br/>
@@ -1309,7 +1297,7 @@
         <w:rPr>
           <w:rStyle w:val="VerbatimChar"/>
         </w:rPr>
-        <w:t xml:space="preserve">│  │ 2-5       │  GHS 600/mo   │  │</w:t>
+        <w:t xml:space="preserve">│  │ 2-5       │  GHS 450/mo   │  │</w:t>
       </w:r>
       <w:r>
         <w:br/>
@@ -1363,7 +1351,7 @@
         <w:rPr>
           <w:rStyle w:val="VerbatimChar"/>
         </w:rPr>
-        <w:t xml:space="preserve">│  🆓 30 DAYS FREE — Start today   │</w:t>
+        <w:t xml:space="preserve">│  🆓 30 DAYS FREE. Start today   │</w:t>
       </w:r>
       <w:r>
         <w:br/>
@@ -1454,7 +1442,7 @@
         <w:t xml:space="preserve"> </w:t>
       </w:r>
       <w:r>
-        <w:t xml:space="preserve">Sales • Stock • Staff • Customers — All managed from your phone.</w:t>
+        <w:t xml:space="preserve">Sales • Stock • Staff • Customers. All managed from your phone.</w:t>
       </w:r>
     </w:p>
     <w:p>
@@ -1466,7 +1454,7 @@
           <w:b/>
           <w:bCs/>
         </w:rPr>
-        <w:t xml:space="preserve">Feature 1 — Point of Sale:</w:t>
+        <w:t xml:space="preserve">Feature 1. Point of Sale:</w:t>
       </w:r>
       <w:r>
         <w:t xml:space="preserve"> </w:t>
@@ -1484,7 +1472,7 @@
           <w:b/>
           <w:bCs/>
         </w:rPr>
-        <w:t xml:space="preserve">Feature 2 — Inventory:</w:t>
+        <w:t xml:space="preserve">Feature 2. Inventory:</w:t>
       </w:r>
       <w:r>
         <w:t xml:space="preserve"> </w:t>
@@ -1502,7 +1490,7 @@
           <w:b/>
           <w:bCs/>
         </w:rPr>
-        <w:t xml:space="preserve">Feature 3 — Loss Prevention:</w:t>
+        <w:t xml:space="preserve">Feature 3. Loss Prevention:</w:t>
       </w:r>
       <w:r>
         <w:t xml:space="preserve"> </w:t>
@@ -1530,7 +1518,7 @@
           <w:b/>
           <w:bCs/>
         </w:rPr>
-        <w:t xml:space="preserve">Feature 4 — Accounting:</w:t>
+        <w:t xml:space="preserve">Feature 4. Accounting:</w:t>
       </w:r>
       <w:r>
         <w:t xml:space="preserve"> </w:t>
@@ -1548,7 +1536,7 @@
           <w:b/>
           <w:bCs/>
         </w:rPr>
-        <w:t xml:space="preserve">Feature 5 — Customer Loyalty:</w:t>
+        <w:t xml:space="preserve">Feature 5. Customer Loyalty:</w:t>
       </w:r>
       <w:r>
         <w:t xml:space="preserve"> </w:t>
@@ -1566,7 +1554,7 @@
           <w:b/>
           <w:bCs/>
         </w:rPr>
-        <w:t xml:space="preserve">Feature 6 — Multi-Location:</w:t>
+        <w:t xml:space="preserve">Feature 6. Multi-Location:</w:t>
       </w:r>
       <w:r>
         <w:t xml:space="preserve"> </w:t>
@@ -1586,37 +1574,117 @@
         </w:rPr>
         <w:t xml:space="preserve">Pricing Table:</w:t>
       </w:r>
-      <w:r>
-        <w:t xml:space="preserve"> </w:t>
-      </w:r>
-      <w:r>
-        <w:t xml:space="preserve">| Plan | Price |</w:t>
-      </w:r>
-      <w:r>
-        <w:t xml:space="preserve"> </w:t>
-      </w:r>
-      <w:r>
-        <w:t xml:space="preserve">|—|—|</w:t>
-      </w:r>
-      <w:r>
-        <w:t xml:space="preserve"> </w:t>
-      </w:r>
-      <w:r>
-        <w:t xml:space="preserve">| 1 Branch | GHS 250/month |</w:t>
-      </w:r>
-      <w:r>
-        <w:t xml:space="preserve"> </w:t>
-      </w:r>
-      <w:r>
-        <w:t xml:space="preserve">| 2-5 Branches | GHS 600/month |</w:t>
-      </w:r>
-      <w:r>
-        <w:t xml:space="preserve"> </w:t>
-      </w:r>
-      <w:r>
-        <w:t xml:space="preserve">| 6+ Branches | Custom — let’s talk |</w:t>
-      </w:r>
-    </w:p>
+    </w:p>
+    <w:tbl>
+      <w:tblPr>
+        <w:tblStyle w:val="Table"/>
+        <w:tblW w:type="auto" w:w="0"/>
+        <w:tblLook w:firstRow="1" w:lastRow="0" w:firstColumn="0" w:lastColumn="0" w:noHBand="0" w:noVBand="0" w:val="0020"/>
+      </w:tblPr>
+      <w:tblGrid>
+        <w:gridCol w:w="3960"/>
+        <w:gridCol w:w="3960"/>
+      </w:tblGrid>
+      <w:tr>
+        <w:trPr>
+          <w:tblHeader w:val="on"/>
+        </w:trPr>
+        <w:tc>
+          <w:tcPr/>
+          <w:p>
+            <w:pPr>
+              <w:pStyle w:val="Compact"/>
+            </w:pPr>
+            <w:r>
+              <w:t xml:space="preserve">Plan</w:t>
+            </w:r>
+          </w:p>
+        </w:tc>
+        <w:tc>
+          <w:tcPr/>
+          <w:p>
+            <w:pPr>
+              <w:pStyle w:val="Compact"/>
+            </w:pPr>
+            <w:r>
+              <w:t xml:space="preserve">Price</w:t>
+            </w:r>
+          </w:p>
+        </w:tc>
+      </w:tr>
+      <w:tr>
+        <w:tc>
+          <w:tcPr/>
+          <w:p>
+            <w:pPr>
+              <w:pStyle w:val="Compact"/>
+            </w:pPr>
+            <w:r>
+              <w:t xml:space="preserve">1 Branch</w:t>
+            </w:r>
+          </w:p>
+        </w:tc>
+        <w:tc>
+          <w:tcPr/>
+          <w:p>
+            <w:pPr>
+              <w:pStyle w:val="Compact"/>
+            </w:pPr>
+            <w:r>
+              <w:t xml:space="preserve">GHS 250/month</w:t>
+            </w:r>
+          </w:p>
+        </w:tc>
+      </w:tr>
+      <w:tr>
+        <w:tc>
+          <w:tcPr/>
+          <w:p>
+            <w:pPr>
+              <w:pStyle w:val="Compact"/>
+            </w:pPr>
+            <w:r>
+              <w:t xml:space="preserve">2-5 Branches</w:t>
+            </w:r>
+          </w:p>
+        </w:tc>
+        <w:tc>
+          <w:tcPr/>
+          <w:p>
+            <w:pPr>
+              <w:pStyle w:val="Compact"/>
+            </w:pPr>
+            <w:r>
+              <w:t xml:space="preserve">GHS 450/month</w:t>
+            </w:r>
+          </w:p>
+        </w:tc>
+      </w:tr>
+      <w:tr>
+        <w:tc>
+          <w:tcPr/>
+          <w:p>
+            <w:pPr>
+              <w:pStyle w:val="Compact"/>
+            </w:pPr>
+            <w:r>
+              <w:t xml:space="preserve">6+ Branches</w:t>
+            </w:r>
+          </w:p>
+        </w:tc>
+        <w:tc>
+          <w:tcPr/>
+          <w:p>
+            <w:pPr>
+              <w:pStyle w:val="Compact"/>
+            </w:pPr>
+            <w:r>
+              <w:t xml:space="preserve">Custom. Let’s talk</w:t>
+            </w:r>
+          </w:p>
+        </w:tc>
+      </w:tr>
+    </w:tbl>
     <w:p>
       <w:pPr>
         <w:pStyle w:val="BodyText"/>
@@ -1632,7 +1700,7 @@
         <w:t xml:space="preserve"> </w:t>
       </w:r>
       <w:r>
-        <w:t xml:space="preserve">🆓 30 DAYS FREE — No credit card. No contract. Start today.</w:t>
+        <w:t xml:space="preserve">🆓 30 DAYS FREE. No credit card. No contract. Start today.</w:t>
       </w:r>
     </w:p>
     <w:p>
@@ -1719,7 +1787,7 @@
         <w:t xml:space="preserve"> </w:t>
       </w:r>
       <w:r>
-        <w:t xml:space="preserve">Clean white (#ffffff) or very light grey (#f8f9fa) — bright, approachable, professional</w:t>
+        <w:t xml:space="preserve">Clean white (#ffffff) or very light grey (#f8f9fa). Bright, approachable, professional</w:t>
       </w:r>
     </w:p>
     <w:p>
@@ -1763,7 +1831,7 @@
         <w:t xml:space="preserve"> </w:t>
       </w:r>
       <w:r>
-        <w:t xml:space="preserve">Each feature icon gets a small colored circle background — use the brand accent colors (teal #0ea5e9, coral #ff6b35, purple #8b5cf6, green #22c55e, amber #f59e0b, navy #3b82f6)</w:t>
+        <w:t xml:space="preserve">Each feature icon gets a small colored circle background. Use the brand accent colors (teal #0ea5e9, coral #ff6b35, purple #8b5cf6, green #22c55e, amber #f59e0b, navy #3b82f6)</w:t>
       </w:r>
     </w:p>
     <w:p>
@@ -1831,7 +1899,7 @@
         <w:t xml:space="preserve"> </w:t>
       </w:r>
       <w:r>
-        <w:t xml:space="preserve">Bright coral/orange (#ff6b35) background with white text — visually dominant</w:t>
+        <w:t xml:space="preserve">Bright coral/orange (#ff6b35) background with white text. Visually dominant</w:t>
       </w:r>
     </w:p>
     <w:p>
@@ -1853,7 +1921,7 @@
         <w:t xml:space="preserve"> </w:t>
       </w:r>
       <w:r>
-        <w:t xml:space="preserve">Same as Flyer A — Inter or DM Sans. Feature names in semi-bold (600), descriptions in regular (400).</w:t>
+        <w:t xml:space="preserve">Same as Flyer A. Inter or DM Sans. Feature names in semi-bold (600), descriptions in regular (400).</w:t>
       </w:r>
     </w:p>
     <w:p>
@@ -1955,7 +2023,7 @@
         <w:t xml:space="preserve"> </w:t>
       </w:r>
       <w:r>
-        <w:t xml:space="preserve">(problem-focused) works best for cold outreach — leave it at shops you haven’t visited yet. The provocative headline gets attention.</w:t>
+        <w:t xml:space="preserve">(problem-focused) works best for cold outreach. Leave it at shops you haven’t visited yet. The provocative headline gets attention.</w:t>
       </w:r>
     </w:p>
     <w:p>
@@ -1977,7 +2045,7 @@
         <w:t xml:space="preserve"> </w:t>
       </w:r>
       <w:r>
-        <w:t xml:space="preserve">(feature-focused) works best as a leave-behind after a demo or conversation — it reinforces what you showed them and gives them something to reference.</w:t>
+        <w:t xml:space="preserve">(feature-focused) works best as a leave-behind after a demo or conversation. It reinforces what you showed them and gives them something to reference.</w:t>
       </w:r>
     </w:p>
     <w:p>
@@ -2080,7 +2148,7 @@
         <w:t xml:space="preserve"> </w:t>
       </w:r>
       <w:r>
-        <w:t xml:space="preserve">Create adapted versions for pharmacy conferences, market association meetings, and trade fairs — add the event name and date to build relevance.</w:t>
+        <w:t xml:space="preserve">Create adapted versions for pharmacy conferences, market association meetings, and trade fairs. Add the event name and date to build relevance.</w:t>
       </w:r>
     </w:p>
     <w:bookmarkEnd w:id="18"/>
